--- a/WEEK-2.docx
+++ b/WEEK-2.docx
@@ -3958,6 +3958,7 @@
       </w:pPr>
       <w:r>
         <w:rPr>
+          <w:noProof/>
           <w:u w:val="single"/>
         </w:rPr>
         <w:drawing>
@@ -4053,6 +4054,7 @@
       </w:pPr>
       <w:r>
         <w:rPr>
+          <w:noProof/>
           <w:u w:val="single"/>
         </w:rPr>
         <w:drawing>
@@ -4115,6 +4117,7 @@
       </w:pPr>
       <w:r>
         <w:rPr>
+          <w:noProof/>
           <w:u w:val="single"/>
         </w:rPr>
         <w:drawing>
@@ -4184,6 +4187,7 @@
       </w:pPr>
       <w:r>
         <w:rPr>
+          <w:noProof/>
           <w:u w:val="single"/>
         </w:rPr>
         <w:drawing>
@@ -4246,6 +4250,7 @@
       </w:pPr>
       <w:r>
         <w:rPr>
+          <w:noProof/>
           <w:u w:val="single"/>
         </w:rPr>
         <w:drawing>
@@ -4318,6 +4323,7 @@
       </w:pPr>
       <w:r>
         <w:rPr>
+          <w:noProof/>
           <w:u w:val="single"/>
         </w:rPr>
         <w:drawing>
@@ -4366,6 +4372,7 @@
       </w:pPr>
       <w:r>
         <w:rPr>
+          <w:noProof/>
           <w:u w:val="single"/>
         </w:rPr>
         <w:lastRenderedPageBreak/>
@@ -4429,6 +4436,7 @@
       </w:pPr>
       <w:r>
         <w:rPr>
+          <w:noProof/>
           <w:u w:val="single"/>
         </w:rPr>
         <w:drawing>
@@ -4477,6 +4485,7 @@
       </w:pPr>
       <w:r>
         <w:rPr>
+          <w:noProof/>
           <w:u w:val="single"/>
         </w:rPr>
         <w:lastRenderedPageBreak/>
@@ -4516,6 +4525,1152 @@
           </wp:inline>
         </w:drawing>
       </w:r>
+    </w:p>
+    <w:p>
+      <w:pPr>
+        <w:spacing w:line="240" w:lineRule="auto"/>
+        <w:rPr>
+          <w:b/>
+          <w:bCs/>
+          <w:sz w:val="28"/>
+          <w:szCs w:val="28"/>
+        </w:rPr>
+      </w:pPr>
+      <w:r>
+        <w:rPr>
+          <w:b/>
+          <w:bCs/>
+          <w:sz w:val="28"/>
+          <w:szCs w:val="28"/>
+        </w:rPr>
+        <w:t>Difference between JPA, Hibernate and Spring Data JPA</w:t>
+      </w:r>
+    </w:p>
+    <w:p>
+      <w:pPr>
+        <w:spacing w:line="240" w:lineRule="auto"/>
+        <w:rPr>
+          <w:b/>
+          <w:bCs/>
+          <w:sz w:val="24"/>
+          <w:szCs w:val="24"/>
+        </w:rPr>
+      </w:pPr>
+      <w:r>
+        <w:rPr>
+          <w:b/>
+          <w:bCs/>
+          <w:sz w:val="24"/>
+          <w:szCs w:val="24"/>
+        </w:rPr>
+        <w:t>JPA, Hibernate and Spring Data JPA</w:t>
+      </w:r>
+    </w:p>
+    <w:p>
+      <w:pPr>
+        <w:spacing w:line="240" w:lineRule="auto"/>
+        <w:rPr>
+          <w:sz w:val="24"/>
+          <w:szCs w:val="24"/>
+        </w:rPr>
+      </w:pPr>
+      <w:r>
+        <w:rPr>
+          <w:sz w:val="24"/>
+          <w:szCs w:val="24"/>
+        </w:rPr>
+        <w:t>When developing Java applications, we use JPA, Hibernate, and Spring Data JPA to interact with databases. Although they are related, each has a different role.</w:t>
+      </w:r>
+    </w:p>
+    <w:p>
+      <w:pPr>
+        <w:spacing w:line="240" w:lineRule="auto"/>
+        <w:rPr>
+          <w:b/>
+          <w:bCs/>
+          <w:sz w:val="24"/>
+          <w:szCs w:val="24"/>
+        </w:rPr>
+      </w:pPr>
+      <w:r>
+        <w:rPr>
+          <w:b/>
+          <w:bCs/>
+          <w:sz w:val="24"/>
+          <w:szCs w:val="24"/>
+        </w:rPr>
+        <w:t>JPA (Java Persistence API)</w:t>
+      </w:r>
+    </w:p>
+    <w:p>
+      <w:pPr>
+        <w:spacing w:line="240" w:lineRule="auto"/>
+        <w:rPr>
+          <w:sz w:val="24"/>
+          <w:szCs w:val="24"/>
+        </w:rPr>
+      </w:pPr>
+      <w:r>
+        <w:rPr>
+          <w:sz w:val="24"/>
+          <w:szCs w:val="24"/>
+        </w:rPr>
+        <w:t>JPA is a specification defined by Java (JSR 338) for persisting and managing data in Java applications. It provides standard annotations such as @Entity, @Table, @Id, and @Column.</w:t>
+      </w:r>
+    </w:p>
+    <w:p>
+      <w:pPr>
+        <w:spacing w:line="240" w:lineRule="auto"/>
+        <w:rPr>
+          <w:sz w:val="24"/>
+          <w:szCs w:val="24"/>
+        </w:rPr>
+      </w:pPr>
+      <w:r>
+        <w:rPr>
+          <w:sz w:val="24"/>
+          <w:szCs w:val="24"/>
+        </w:rPr>
+        <w:t>JPA itself does not perform any database operations because it is only a set of rules and interfaces. An implementation is required to make it work.</w:t>
+      </w:r>
+    </w:p>
+    <w:p>
+      <w:pPr>
+        <w:spacing w:line="240" w:lineRule="auto"/>
+        <w:rPr>
+          <w:b/>
+          <w:bCs/>
+          <w:sz w:val="24"/>
+          <w:szCs w:val="24"/>
+        </w:rPr>
+      </w:pPr>
+      <w:r>
+        <w:rPr>
+          <w:b/>
+          <w:bCs/>
+          <w:sz w:val="24"/>
+          <w:szCs w:val="24"/>
+        </w:rPr>
+        <w:t>Hibernate</w:t>
+      </w:r>
+    </w:p>
+    <w:p>
+      <w:pPr>
+        <w:spacing w:line="240" w:lineRule="auto"/>
+        <w:rPr>
+          <w:sz w:val="24"/>
+          <w:szCs w:val="24"/>
+        </w:rPr>
+      </w:pPr>
+      <w:r>
+        <w:rPr>
+          <w:sz w:val="24"/>
+          <w:szCs w:val="24"/>
+        </w:rPr>
+        <w:t>Hibernate is an ORM (Object Relational Mapping) framework and one of the most popular implementations of JPA.</w:t>
+      </w:r>
+    </w:p>
+    <w:p>
+      <w:pPr>
+        <w:spacing w:line="240" w:lineRule="auto"/>
+        <w:rPr>
+          <w:sz w:val="24"/>
+          <w:szCs w:val="24"/>
+        </w:rPr>
+      </w:pPr>
+      <w:r>
+        <w:rPr>
+          <w:sz w:val="24"/>
+          <w:szCs w:val="24"/>
+        </w:rPr>
+        <w:t>It converts Java objects into database records and database records back into Java objects. Hibernate handles SQL generation, session management, and transaction management.</w:t>
+      </w:r>
+    </w:p>
+    <w:p>
+      <w:pPr>
+        <w:spacing w:line="240" w:lineRule="auto"/>
+        <w:rPr>
+          <w:sz w:val="24"/>
+          <w:szCs w:val="24"/>
+        </w:rPr>
+      </w:pPr>
+      <w:r>
+        <w:rPr>
+          <w:sz w:val="24"/>
+          <w:szCs w:val="24"/>
+        </w:rPr>
+        <w:t>In Hibernate, developers need to manually manage sessions and transactions:</w:t>
+      </w:r>
+    </w:p>
+    <w:p>
+      <w:pPr>
+        <w:spacing w:line="240" w:lineRule="auto"/>
+        <w:rPr>
+          <w:sz w:val="24"/>
+          <w:szCs w:val="24"/>
+        </w:rPr>
+      </w:pPr>
+      <w:r>
+        <w:rPr>
+          <w:sz w:val="24"/>
+          <w:szCs w:val="24"/>
+        </w:rPr>
+        <w:t xml:space="preserve">Session </w:t>
+      </w:r>
+      <w:proofErr w:type="spellStart"/>
+      <w:r>
+        <w:rPr>
+          <w:sz w:val="24"/>
+          <w:szCs w:val="24"/>
+        </w:rPr>
+        <w:t>session</w:t>
+      </w:r>
+      <w:proofErr w:type="spellEnd"/>
+      <w:r>
+        <w:rPr>
+          <w:sz w:val="24"/>
+          <w:szCs w:val="24"/>
+        </w:rPr>
+        <w:t xml:space="preserve"> = </w:t>
+      </w:r>
+      <w:proofErr w:type="spellStart"/>
+      <w:proofErr w:type="gramStart"/>
+      <w:r>
+        <w:rPr>
+          <w:sz w:val="24"/>
+          <w:szCs w:val="24"/>
+        </w:rPr>
+        <w:t>factory.openSession</w:t>
+      </w:r>
+      <w:proofErr w:type="spellEnd"/>
+      <w:proofErr w:type="gramEnd"/>
+      <w:r>
+        <w:rPr>
+          <w:sz w:val="24"/>
+          <w:szCs w:val="24"/>
+        </w:rPr>
+        <w:t>();</w:t>
+      </w:r>
+      <w:r>
+        <w:rPr>
+          <w:sz w:val="24"/>
+          <w:szCs w:val="24"/>
+        </w:rPr>
+        <w:br/>
+        <w:t xml:space="preserve">Transaction </w:t>
+      </w:r>
+      <w:proofErr w:type="spellStart"/>
+      <w:r>
+        <w:rPr>
+          <w:sz w:val="24"/>
+          <w:szCs w:val="24"/>
+        </w:rPr>
+        <w:t>tx</w:t>
+      </w:r>
+      <w:proofErr w:type="spellEnd"/>
+      <w:r>
+        <w:rPr>
+          <w:sz w:val="24"/>
+          <w:szCs w:val="24"/>
+        </w:rPr>
+        <w:t xml:space="preserve"> = </w:t>
+      </w:r>
+      <w:proofErr w:type="spellStart"/>
+      <w:proofErr w:type="gramStart"/>
+      <w:r>
+        <w:rPr>
+          <w:sz w:val="24"/>
+          <w:szCs w:val="24"/>
+        </w:rPr>
+        <w:t>session.beginTransaction</w:t>
+      </w:r>
+      <w:proofErr w:type="spellEnd"/>
+      <w:proofErr w:type="gramEnd"/>
+      <w:r>
+        <w:rPr>
+          <w:sz w:val="24"/>
+          <w:szCs w:val="24"/>
+        </w:rPr>
+        <w:t>();</w:t>
+      </w:r>
+      <w:r>
+        <w:rPr>
+          <w:sz w:val="24"/>
+          <w:szCs w:val="24"/>
+        </w:rPr>
+        <w:br/>
+      </w:r>
+      <w:proofErr w:type="spellStart"/>
+      <w:proofErr w:type="gramStart"/>
+      <w:r>
+        <w:rPr>
+          <w:sz w:val="24"/>
+          <w:szCs w:val="24"/>
+        </w:rPr>
+        <w:t>session.save</w:t>
+      </w:r>
+      <w:proofErr w:type="spellEnd"/>
+      <w:proofErr w:type="gramEnd"/>
+      <w:r>
+        <w:rPr>
+          <w:sz w:val="24"/>
+          <w:szCs w:val="24"/>
+        </w:rPr>
+        <w:t>(employee);</w:t>
+      </w:r>
+      <w:r>
+        <w:rPr>
+          <w:sz w:val="24"/>
+          <w:szCs w:val="24"/>
+        </w:rPr>
+        <w:br/>
+      </w:r>
+      <w:proofErr w:type="spellStart"/>
+      <w:proofErr w:type="gramStart"/>
+      <w:r>
+        <w:rPr>
+          <w:sz w:val="24"/>
+          <w:szCs w:val="24"/>
+        </w:rPr>
+        <w:t>tx.commit</w:t>
+      </w:r>
+      <w:proofErr w:type="spellEnd"/>
+      <w:proofErr w:type="gramEnd"/>
+      <w:r>
+        <w:rPr>
+          <w:sz w:val="24"/>
+          <w:szCs w:val="24"/>
+        </w:rPr>
+        <w:t>();</w:t>
+      </w:r>
+      <w:r>
+        <w:rPr>
+          <w:sz w:val="24"/>
+          <w:szCs w:val="24"/>
+        </w:rPr>
+        <w:br/>
+      </w:r>
+      <w:proofErr w:type="spellStart"/>
+      <w:proofErr w:type="gramStart"/>
+      <w:r>
+        <w:rPr>
+          <w:sz w:val="24"/>
+          <w:szCs w:val="24"/>
+        </w:rPr>
+        <w:t>session.close</w:t>
+      </w:r>
+      <w:proofErr w:type="spellEnd"/>
+      <w:proofErr w:type="gramEnd"/>
+      <w:r>
+        <w:rPr>
+          <w:sz w:val="24"/>
+          <w:szCs w:val="24"/>
+        </w:rPr>
+        <w:t>();</w:t>
+      </w:r>
+    </w:p>
+    <w:p>
+      <w:pPr>
+        <w:spacing w:line="240" w:lineRule="auto"/>
+        <w:rPr>
+          <w:sz w:val="24"/>
+          <w:szCs w:val="24"/>
+        </w:rPr>
+      </w:pPr>
+      <w:r>
+        <w:rPr>
+          <w:sz w:val="24"/>
+          <w:szCs w:val="24"/>
+        </w:rPr>
+        <w:t>This approach works well but requires a considerable amount of boilerplate code.</w:t>
+      </w:r>
+    </w:p>
+    <w:p>
+      <w:pPr>
+        <w:spacing w:line="240" w:lineRule="auto"/>
+        <w:rPr>
+          <w:b/>
+          <w:bCs/>
+          <w:sz w:val="24"/>
+          <w:szCs w:val="24"/>
+        </w:rPr>
+      </w:pPr>
+      <w:r>
+        <w:rPr>
+          <w:b/>
+          <w:bCs/>
+          <w:sz w:val="24"/>
+          <w:szCs w:val="24"/>
+        </w:rPr>
+        <w:lastRenderedPageBreak/>
+        <w:t>Spring Data JPA</w:t>
+      </w:r>
+    </w:p>
+    <w:p>
+      <w:pPr>
+        <w:spacing w:line="240" w:lineRule="auto"/>
+        <w:rPr>
+          <w:sz w:val="24"/>
+          <w:szCs w:val="24"/>
+        </w:rPr>
+      </w:pPr>
+      <w:r>
+        <w:rPr>
+          <w:sz w:val="24"/>
+          <w:szCs w:val="24"/>
+        </w:rPr>
+        <w:t>Spring Data JPA is a Spring framework module built on top of JPA and Hibernate.</w:t>
+      </w:r>
+    </w:p>
+    <w:p>
+      <w:pPr>
+        <w:spacing w:line="240" w:lineRule="auto"/>
+        <w:rPr>
+          <w:sz w:val="24"/>
+          <w:szCs w:val="24"/>
+        </w:rPr>
+      </w:pPr>
+      <w:r>
+        <w:rPr>
+          <w:sz w:val="24"/>
+          <w:szCs w:val="24"/>
+        </w:rPr>
+        <w:t>It does not provide its own JPA implementation. Instead, it uses implementations such as Hibernate and simplifies database operations by reducing boilerplate code.</w:t>
+      </w:r>
+    </w:p>
+    <w:p>
+      <w:pPr>
+        <w:spacing w:line="240" w:lineRule="auto"/>
+        <w:rPr>
+          <w:sz w:val="24"/>
+          <w:szCs w:val="24"/>
+        </w:rPr>
+      </w:pPr>
+      <w:r>
+        <w:rPr>
+          <w:sz w:val="24"/>
+          <w:szCs w:val="24"/>
+        </w:rPr>
+        <w:t>Using Spring Data JPA, we only need to create a repository interface:</w:t>
+      </w:r>
+    </w:p>
+    <w:p>
+      <w:pPr>
+        <w:spacing w:line="240" w:lineRule="auto"/>
+        <w:rPr>
+          <w:sz w:val="24"/>
+          <w:szCs w:val="24"/>
+        </w:rPr>
+      </w:pPr>
+      <w:r>
+        <w:rPr>
+          <w:sz w:val="24"/>
+          <w:szCs w:val="24"/>
+        </w:rPr>
+        <w:t xml:space="preserve">public interface </w:t>
+      </w:r>
+      <w:proofErr w:type="spellStart"/>
+      <w:r>
+        <w:rPr>
+          <w:sz w:val="24"/>
+          <w:szCs w:val="24"/>
+        </w:rPr>
+        <w:t>EmployeeRepository</w:t>
+      </w:r>
+      <w:proofErr w:type="spellEnd"/>
+      <w:r>
+        <w:rPr>
+          <w:sz w:val="24"/>
+          <w:szCs w:val="24"/>
+        </w:rPr>
+        <w:br/>
+        <w:t xml:space="preserve">        extends </w:t>
+      </w:r>
+      <w:proofErr w:type="spellStart"/>
+      <w:r>
+        <w:rPr>
+          <w:sz w:val="24"/>
+          <w:szCs w:val="24"/>
+        </w:rPr>
+        <w:t>JpaRepository</w:t>
+      </w:r>
+      <w:proofErr w:type="spellEnd"/>
+      <w:r>
+        <w:rPr>
+          <w:sz w:val="24"/>
+          <w:szCs w:val="24"/>
+        </w:rPr>
+        <w:t>&lt;Employee, Integer&gt; {</w:t>
+      </w:r>
+      <w:r>
+        <w:rPr>
+          <w:sz w:val="24"/>
+          <w:szCs w:val="24"/>
+        </w:rPr>
+        <w:br/>
+        <w:t>}</w:t>
+      </w:r>
+    </w:p>
+    <w:p>
+      <w:pPr>
+        <w:spacing w:line="240" w:lineRule="auto"/>
+        <w:rPr>
+          <w:sz w:val="24"/>
+          <w:szCs w:val="24"/>
+        </w:rPr>
+      </w:pPr>
+      <w:r>
+        <w:rPr>
+          <w:sz w:val="24"/>
+          <w:szCs w:val="24"/>
+        </w:rPr>
+        <w:t>Then in the service layer:</w:t>
+      </w:r>
+    </w:p>
+    <w:p>
+      <w:pPr>
+        <w:spacing w:line="240" w:lineRule="auto"/>
+        <w:rPr>
+          <w:sz w:val="24"/>
+          <w:szCs w:val="24"/>
+        </w:rPr>
+      </w:pPr>
+      <w:r>
+        <w:rPr>
+          <w:sz w:val="24"/>
+          <w:szCs w:val="24"/>
+        </w:rPr>
+        <w:t>@Autowired</w:t>
+      </w:r>
+      <w:r>
+        <w:rPr>
+          <w:sz w:val="24"/>
+          <w:szCs w:val="24"/>
+        </w:rPr>
+        <w:br/>
+        <w:t xml:space="preserve">private </w:t>
+      </w:r>
+      <w:proofErr w:type="spellStart"/>
+      <w:r>
+        <w:rPr>
+          <w:sz w:val="24"/>
+          <w:szCs w:val="24"/>
+        </w:rPr>
+        <w:t>EmployeeRepository</w:t>
+      </w:r>
+      <w:proofErr w:type="spellEnd"/>
+      <w:r>
+        <w:rPr>
+          <w:sz w:val="24"/>
+          <w:szCs w:val="24"/>
+        </w:rPr>
+        <w:t xml:space="preserve"> </w:t>
+      </w:r>
+      <w:proofErr w:type="spellStart"/>
+      <w:r>
+        <w:rPr>
+          <w:sz w:val="24"/>
+          <w:szCs w:val="24"/>
+        </w:rPr>
+        <w:t>employeeRepository</w:t>
+      </w:r>
+      <w:proofErr w:type="spellEnd"/>
+      <w:r>
+        <w:rPr>
+          <w:sz w:val="24"/>
+          <w:szCs w:val="24"/>
+        </w:rPr>
+        <w:t>;</w:t>
+      </w:r>
+      <w:r>
+        <w:rPr>
+          <w:sz w:val="24"/>
+          <w:szCs w:val="24"/>
+        </w:rPr>
+        <w:br/>
+      </w:r>
+      <w:r>
+        <w:rPr>
+          <w:sz w:val="24"/>
+          <w:szCs w:val="24"/>
+        </w:rPr>
+        <w:br/>
+        <w:t>@Transactional</w:t>
+      </w:r>
+      <w:r>
+        <w:rPr>
+          <w:sz w:val="24"/>
+          <w:szCs w:val="24"/>
+        </w:rPr>
+        <w:br/>
+        <w:t xml:space="preserve">public void </w:t>
+      </w:r>
+      <w:proofErr w:type="spellStart"/>
+      <w:proofErr w:type="gramStart"/>
+      <w:r>
+        <w:rPr>
+          <w:sz w:val="24"/>
+          <w:szCs w:val="24"/>
+        </w:rPr>
+        <w:t>addEmployee</w:t>
+      </w:r>
+      <w:proofErr w:type="spellEnd"/>
+      <w:r>
+        <w:rPr>
+          <w:sz w:val="24"/>
+          <w:szCs w:val="24"/>
+        </w:rPr>
+        <w:t>(</w:t>
+      </w:r>
+      <w:proofErr w:type="gramEnd"/>
+      <w:r>
+        <w:rPr>
+          <w:sz w:val="24"/>
+          <w:szCs w:val="24"/>
+        </w:rPr>
+        <w:t>Employee employee) {</w:t>
+      </w:r>
+      <w:r>
+        <w:rPr>
+          <w:sz w:val="24"/>
+          <w:szCs w:val="24"/>
+        </w:rPr>
+        <w:br/>
+        <w:t xml:space="preserve">    </w:t>
+      </w:r>
+      <w:proofErr w:type="spellStart"/>
+      <w:r>
+        <w:rPr>
+          <w:sz w:val="24"/>
+          <w:szCs w:val="24"/>
+        </w:rPr>
+        <w:t>employeeRepository.save</w:t>
+      </w:r>
+      <w:proofErr w:type="spellEnd"/>
+      <w:r>
+        <w:rPr>
+          <w:sz w:val="24"/>
+          <w:szCs w:val="24"/>
+        </w:rPr>
+        <w:t>(employee);</w:t>
+      </w:r>
+      <w:r>
+        <w:rPr>
+          <w:sz w:val="24"/>
+          <w:szCs w:val="24"/>
+        </w:rPr>
+        <w:br/>
+        <w:t>}</w:t>
+      </w:r>
+    </w:p>
+    <w:p>
+      <w:pPr>
+        <w:spacing w:line="240" w:lineRule="auto"/>
+        <w:rPr>
+          <w:sz w:val="24"/>
+          <w:szCs w:val="24"/>
+        </w:rPr>
+      </w:pPr>
+      <w:r>
+        <w:rPr>
+          <w:sz w:val="24"/>
+          <w:szCs w:val="24"/>
+        </w:rPr>
+        <w:t>Spring Data JPA automatically handles repository implementation, transaction management, and common CRUD operations.</w:t>
+      </w:r>
+    </w:p>
+    <w:tbl>
+      <w:tblPr>
+        <w:tblW w:w="0" w:type="auto"/>
+        <w:tblCellSpacing w:w="15" w:type="dxa"/>
+        <w:tblCellMar>
+          <w:top w:w="15" w:type="dxa"/>
+          <w:left w:w="15" w:type="dxa"/>
+          <w:bottom w:w="15" w:type="dxa"/>
+          <w:right w:w="15" w:type="dxa"/>
+        </w:tblCellMar>
+        <w:tblLook w:val="04A0" w:firstRow="1" w:lastRow="0" w:firstColumn="1" w:lastColumn="0" w:noHBand="0" w:noVBand="1"/>
+      </w:tblPr>
+      <w:tblGrid>
+        <w:gridCol w:w="2836"/>
+        <w:gridCol w:w="2506"/>
+        <w:gridCol w:w="3080"/>
+      </w:tblGrid>
+      <w:tr>
+        <w:trPr>
+          <w:tblHeader/>
+          <w:tblCellSpacing w:w="15" w:type="dxa"/>
+        </w:trPr>
+        <w:tc>
+          <w:tcPr>
+            <w:tcW w:w="0" w:type="auto"/>
+            <w:vAlign w:val="center"/>
+            <w:hideMark/>
+          </w:tcPr>
+          <w:p>
+            <w:pPr>
+              <w:spacing w:line="240" w:lineRule="auto"/>
+              <w:rPr>
+                <w:b/>
+                <w:bCs/>
+                <w:sz w:val="24"/>
+                <w:szCs w:val="24"/>
+              </w:rPr>
+            </w:pPr>
+            <w:r>
+              <w:rPr>
+                <w:b/>
+                <w:bCs/>
+                <w:sz w:val="24"/>
+                <w:szCs w:val="24"/>
+              </w:rPr>
+              <w:t>JPA</w:t>
+            </w:r>
+          </w:p>
+        </w:tc>
+        <w:tc>
+          <w:tcPr>
+            <w:tcW w:w="0" w:type="auto"/>
+            <w:vAlign w:val="center"/>
+            <w:hideMark/>
+          </w:tcPr>
+          <w:p>
+            <w:pPr>
+              <w:spacing w:line="240" w:lineRule="auto"/>
+              <w:rPr>
+                <w:b/>
+                <w:bCs/>
+                <w:sz w:val="24"/>
+                <w:szCs w:val="24"/>
+              </w:rPr>
+            </w:pPr>
+            <w:r>
+              <w:rPr>
+                <w:b/>
+                <w:bCs/>
+                <w:sz w:val="24"/>
+                <w:szCs w:val="24"/>
+              </w:rPr>
+              <w:t>Hibernate</w:t>
+            </w:r>
+          </w:p>
+        </w:tc>
+        <w:tc>
+          <w:tcPr>
+            <w:tcW w:w="0" w:type="auto"/>
+            <w:vAlign w:val="center"/>
+            <w:hideMark/>
+          </w:tcPr>
+          <w:p>
+            <w:pPr>
+              <w:spacing w:line="240" w:lineRule="auto"/>
+              <w:rPr>
+                <w:b/>
+                <w:bCs/>
+                <w:sz w:val="24"/>
+                <w:szCs w:val="24"/>
+              </w:rPr>
+            </w:pPr>
+            <w:r>
+              <w:rPr>
+                <w:b/>
+                <w:bCs/>
+                <w:sz w:val="24"/>
+                <w:szCs w:val="24"/>
+              </w:rPr>
+              <w:t>Spring Data JPA</w:t>
+            </w:r>
+          </w:p>
+        </w:tc>
+      </w:tr>
+      <w:tr>
+        <w:trPr>
+          <w:tblCellSpacing w:w="15" w:type="dxa"/>
+        </w:trPr>
+        <w:tc>
+          <w:tcPr>
+            <w:tcW w:w="0" w:type="auto"/>
+            <w:vAlign w:val="center"/>
+            <w:hideMark/>
+          </w:tcPr>
+          <w:p>
+            <w:pPr>
+              <w:spacing w:line="240" w:lineRule="auto"/>
+              <w:rPr>
+                <w:sz w:val="24"/>
+                <w:szCs w:val="24"/>
+              </w:rPr>
+            </w:pPr>
+            <w:r>
+              <w:rPr>
+                <w:sz w:val="24"/>
+                <w:szCs w:val="24"/>
+              </w:rPr>
+              <w:t>Specification</w:t>
+            </w:r>
+          </w:p>
+        </w:tc>
+        <w:tc>
+          <w:tcPr>
+            <w:tcW w:w="0" w:type="auto"/>
+            <w:vAlign w:val="center"/>
+            <w:hideMark/>
+          </w:tcPr>
+          <w:p>
+            <w:pPr>
+              <w:spacing w:line="240" w:lineRule="auto"/>
+              <w:rPr>
+                <w:sz w:val="24"/>
+                <w:szCs w:val="24"/>
+              </w:rPr>
+            </w:pPr>
+            <w:r>
+              <w:rPr>
+                <w:sz w:val="24"/>
+                <w:szCs w:val="24"/>
+              </w:rPr>
+              <w:t>Framework</w:t>
+            </w:r>
+          </w:p>
+        </w:tc>
+        <w:tc>
+          <w:tcPr>
+            <w:tcW w:w="0" w:type="auto"/>
+            <w:vAlign w:val="center"/>
+            <w:hideMark/>
+          </w:tcPr>
+          <w:p>
+            <w:pPr>
+              <w:spacing w:line="240" w:lineRule="auto"/>
+              <w:rPr>
+                <w:sz w:val="24"/>
+                <w:szCs w:val="24"/>
+              </w:rPr>
+            </w:pPr>
+            <w:r>
+              <w:rPr>
+                <w:sz w:val="24"/>
+                <w:szCs w:val="24"/>
+              </w:rPr>
+              <w:t>Spring Module</w:t>
+            </w:r>
+          </w:p>
+        </w:tc>
+      </w:tr>
+      <w:tr>
+        <w:trPr>
+          <w:tblCellSpacing w:w="15" w:type="dxa"/>
+        </w:trPr>
+        <w:tc>
+          <w:tcPr>
+            <w:tcW w:w="0" w:type="auto"/>
+            <w:vAlign w:val="center"/>
+            <w:hideMark/>
+          </w:tcPr>
+          <w:p>
+            <w:pPr>
+              <w:spacing w:line="240" w:lineRule="auto"/>
+              <w:rPr>
+                <w:sz w:val="24"/>
+                <w:szCs w:val="24"/>
+              </w:rPr>
+            </w:pPr>
+            <w:r>
+              <w:rPr>
+                <w:sz w:val="24"/>
+                <w:szCs w:val="24"/>
+              </w:rPr>
+              <w:t>Defines rules for persistence</w:t>
+            </w:r>
+          </w:p>
+        </w:tc>
+        <w:tc>
+          <w:tcPr>
+            <w:tcW w:w="0" w:type="auto"/>
+            <w:vAlign w:val="center"/>
+            <w:hideMark/>
+          </w:tcPr>
+          <w:p>
+            <w:pPr>
+              <w:spacing w:line="240" w:lineRule="auto"/>
+              <w:rPr>
+                <w:sz w:val="24"/>
+                <w:szCs w:val="24"/>
+              </w:rPr>
+            </w:pPr>
+            <w:r>
+              <w:rPr>
+                <w:sz w:val="24"/>
+                <w:szCs w:val="24"/>
+              </w:rPr>
+              <w:t>Implements JPA</w:t>
+            </w:r>
+          </w:p>
+        </w:tc>
+        <w:tc>
+          <w:tcPr>
+            <w:tcW w:w="0" w:type="auto"/>
+            <w:vAlign w:val="center"/>
+            <w:hideMark/>
+          </w:tcPr>
+          <w:p>
+            <w:pPr>
+              <w:spacing w:line="240" w:lineRule="auto"/>
+              <w:rPr>
+                <w:sz w:val="24"/>
+                <w:szCs w:val="24"/>
+              </w:rPr>
+            </w:pPr>
+            <w:r>
+              <w:rPr>
+                <w:sz w:val="24"/>
+                <w:szCs w:val="24"/>
+              </w:rPr>
+              <w:t>Simplifies JPA/Hibernate usage</w:t>
+            </w:r>
+          </w:p>
+        </w:tc>
+      </w:tr>
+      <w:tr>
+        <w:trPr>
+          <w:tblCellSpacing w:w="15" w:type="dxa"/>
+        </w:trPr>
+        <w:tc>
+          <w:tcPr>
+            <w:tcW w:w="0" w:type="auto"/>
+            <w:vAlign w:val="center"/>
+            <w:hideMark/>
+          </w:tcPr>
+          <w:p>
+            <w:pPr>
+              <w:spacing w:line="240" w:lineRule="auto"/>
+              <w:rPr>
+                <w:sz w:val="24"/>
+                <w:szCs w:val="24"/>
+              </w:rPr>
+            </w:pPr>
+            <w:r>
+              <w:rPr>
+                <w:sz w:val="24"/>
+                <w:szCs w:val="24"/>
+              </w:rPr>
+              <w:t>No implementation</w:t>
+            </w:r>
+          </w:p>
+        </w:tc>
+        <w:tc>
+          <w:tcPr>
+            <w:tcW w:w="0" w:type="auto"/>
+            <w:vAlign w:val="center"/>
+            <w:hideMark/>
+          </w:tcPr>
+          <w:p>
+            <w:pPr>
+              <w:spacing w:line="240" w:lineRule="auto"/>
+              <w:rPr>
+                <w:sz w:val="24"/>
+                <w:szCs w:val="24"/>
+              </w:rPr>
+            </w:pPr>
+            <w:r>
+              <w:rPr>
+                <w:sz w:val="24"/>
+                <w:szCs w:val="24"/>
+              </w:rPr>
+              <w:t>Provides implementation</w:t>
+            </w:r>
+          </w:p>
+        </w:tc>
+        <w:tc>
+          <w:tcPr>
+            <w:tcW w:w="0" w:type="auto"/>
+            <w:vAlign w:val="center"/>
+            <w:hideMark/>
+          </w:tcPr>
+          <w:p>
+            <w:pPr>
+              <w:spacing w:line="240" w:lineRule="auto"/>
+              <w:rPr>
+                <w:sz w:val="24"/>
+                <w:szCs w:val="24"/>
+              </w:rPr>
+            </w:pPr>
+            <w:r>
+              <w:rPr>
+                <w:sz w:val="24"/>
+                <w:szCs w:val="24"/>
+              </w:rPr>
+              <w:t>Uses Hibernate internally</w:t>
+            </w:r>
+          </w:p>
+        </w:tc>
+      </w:tr>
+      <w:tr>
+        <w:trPr>
+          <w:tblCellSpacing w:w="15" w:type="dxa"/>
+        </w:trPr>
+        <w:tc>
+          <w:tcPr>
+            <w:tcW w:w="0" w:type="auto"/>
+            <w:vAlign w:val="center"/>
+            <w:hideMark/>
+          </w:tcPr>
+          <w:p>
+            <w:pPr>
+              <w:spacing w:line="240" w:lineRule="auto"/>
+              <w:rPr>
+                <w:sz w:val="24"/>
+                <w:szCs w:val="24"/>
+              </w:rPr>
+            </w:pPr>
+            <w:r>
+              <w:rPr>
+                <w:sz w:val="24"/>
+                <w:szCs w:val="24"/>
+              </w:rPr>
+              <w:t>Cannot work alone</w:t>
+            </w:r>
+          </w:p>
+        </w:tc>
+        <w:tc>
+          <w:tcPr>
+            <w:tcW w:w="0" w:type="auto"/>
+            <w:vAlign w:val="center"/>
+            <w:hideMark/>
+          </w:tcPr>
+          <w:p>
+            <w:pPr>
+              <w:spacing w:line="240" w:lineRule="auto"/>
+              <w:rPr>
+                <w:sz w:val="24"/>
+                <w:szCs w:val="24"/>
+              </w:rPr>
+            </w:pPr>
+            <w:r>
+              <w:rPr>
+                <w:sz w:val="24"/>
+                <w:szCs w:val="24"/>
+              </w:rPr>
+              <w:t>Can work independently</w:t>
+            </w:r>
+          </w:p>
+        </w:tc>
+        <w:tc>
+          <w:tcPr>
+            <w:tcW w:w="0" w:type="auto"/>
+            <w:vAlign w:val="center"/>
+            <w:hideMark/>
+          </w:tcPr>
+          <w:p>
+            <w:pPr>
+              <w:spacing w:line="240" w:lineRule="auto"/>
+              <w:rPr>
+                <w:sz w:val="24"/>
+                <w:szCs w:val="24"/>
+              </w:rPr>
+            </w:pPr>
+            <w:r>
+              <w:rPr>
+                <w:sz w:val="24"/>
+                <w:szCs w:val="24"/>
+              </w:rPr>
+              <w:t>Requires a JPA implementation</w:t>
+            </w:r>
+          </w:p>
+        </w:tc>
+      </w:tr>
+      <w:tr>
+        <w:trPr>
+          <w:tblCellSpacing w:w="15" w:type="dxa"/>
+        </w:trPr>
+        <w:tc>
+          <w:tcPr>
+            <w:tcW w:w="0" w:type="auto"/>
+            <w:vAlign w:val="center"/>
+            <w:hideMark/>
+          </w:tcPr>
+          <w:p>
+            <w:pPr>
+              <w:spacing w:line="240" w:lineRule="auto"/>
+              <w:rPr>
+                <w:sz w:val="24"/>
+                <w:szCs w:val="24"/>
+              </w:rPr>
+            </w:pPr>
+            <w:r>
+              <w:rPr>
+                <w:sz w:val="24"/>
+                <w:szCs w:val="24"/>
+              </w:rPr>
+              <w:t>Standard API</w:t>
+            </w:r>
+          </w:p>
+        </w:tc>
+        <w:tc>
+          <w:tcPr>
+            <w:tcW w:w="0" w:type="auto"/>
+            <w:vAlign w:val="center"/>
+            <w:hideMark/>
+          </w:tcPr>
+          <w:p>
+            <w:pPr>
+              <w:spacing w:line="240" w:lineRule="auto"/>
+              <w:rPr>
+                <w:sz w:val="24"/>
+                <w:szCs w:val="24"/>
+              </w:rPr>
+            </w:pPr>
+            <w:r>
+              <w:rPr>
+                <w:sz w:val="24"/>
+                <w:szCs w:val="24"/>
+              </w:rPr>
+              <w:t>ORM Framework</w:t>
+            </w:r>
+          </w:p>
+        </w:tc>
+        <w:tc>
+          <w:tcPr>
+            <w:tcW w:w="0" w:type="auto"/>
+            <w:vAlign w:val="center"/>
+            <w:hideMark/>
+          </w:tcPr>
+          <w:p>
+            <w:pPr>
+              <w:spacing w:line="240" w:lineRule="auto"/>
+              <w:rPr>
+                <w:sz w:val="24"/>
+                <w:szCs w:val="24"/>
+              </w:rPr>
+            </w:pPr>
+            <w:r>
+              <w:rPr>
+                <w:sz w:val="24"/>
+                <w:szCs w:val="24"/>
+              </w:rPr>
+              <w:t>Repository abstraction</w:t>
+            </w:r>
+          </w:p>
+        </w:tc>
+      </w:tr>
+    </w:tbl>
+    <w:p>
+      <w:pPr>
+        <w:spacing w:line="240" w:lineRule="auto"/>
+        <w:rPr>
+          <w:sz w:val="24"/>
+          <w:szCs w:val="24"/>
+        </w:rPr>
+      </w:pPr>
+    </w:p>
+    <w:p>
+      <w:pPr>
+        <w:spacing w:line="240" w:lineRule="auto"/>
+        <w:rPr>
+          <w:sz w:val="28"/>
+          <w:szCs w:val="28"/>
+        </w:rPr>
+      </w:pPr>
     </w:p>
     <w:p>
       <w:pPr>
